--- a/paper/quartic_L_value_survey_formalized.docx
+++ b/paper/quartic_L_value_survey_formalized.docx
@@ -3073,7 +3073,7 @@
         <w:rPr>
           <w:rFonts w:ascii="Times New Roman" w:cs="Times New Roman" w:eastAsia="Times New Roman" w:hAnsi="Times New Roman"/>
         </w:rPr>
-        <w:t xml:space="preserve"> (Lean v4.35.0, Mathlib v4.35.0) works with characters χ : (Z/pZ) → Z[i] of order four, written </w:t>
+        <w:t xml:space="preserve"> (Lean v4.35.0, Mathlib v4.35.0; github.com/jkfarland-bot/KSurvey, release v1.0, archived as doi:10.5281/zenodo.23624363) works with characters χ : (Z/pZ) → Z[i] of order four, written </w:t>
       </w:r>
       <w:r>
         <w:rPr>
